--- a/az/scientists/CV/Word/Sultansoy_Saleh_CV_AZ.docx
+++ b/az/scientists/CV/Word/Sultansoy_Saleh_CV_AZ.docx
@@ -501,7 +501,7 @@
           <w:sz w:val="21"/>
           <w:szCs w:val="21"/>
         </w:rPr>
-        <w:t>Saleh Sultansoy 2007-ci ildən Ankarada TOBB İqtisadiyyat və Texnologiya Universitetinin professoru, 1993-cü ildən Azərbaycan Milli Elmlər Akademiyasının Fizika İnstitutunun aparıcı elmi işçisidir. 1969–1974-cü illərdə Azərbaycan Dövlət Universitetində oxuyub, 1985-ci ildə Serpuxovdakı Yüksək Enerji Fizikası İnstitutunda doktorantura dərəcəsi alıb. Göstərilən sahələri yüksək enerji fizikası, zərrəcik sürətləndiriciləri və tətbiqləri, elm və texnologiya strategiyaları və elm tarixidir. CV-də 800-dən çox elmi nəşr, onlardan 632-si Science Citation Index jurnallarında, qeyd olunur.</w:t>
+        <w:t>Saleh Sultansoy 2007-ci ildən Ankarada TOBB İqtisadiyyat və Texnologiya Universitetinin professoru, 1993-cü ildən Azərbaycan Milli Elmlər Akademiyasının Fizika İnstitutunun aparıcı elmi işçisidir. 1969–1974-cü illərdə Azərbaycan Dövlət Universitetində oxuyub, 1985-ci ildə Serpuxovdakı Yüksək Enerji Fizikası İnstitutunda doktorantura dərəcəsi alıb. Göstərilən sahələri yüksək enerji fizikası, zərrəcik sürətləndiriciləri və tətbiqləri, elm və texnologiya strategiyaları və elm tarixidir. 800-dən çox elmi nəşr, onlardan 632-si Science Citation Index jurnallarında, qeyd olunur.</w:t>
       </w:r>
     </w:p>
     <w:p>
@@ -2354,7 +2354,7 @@
                 <w:sz w:val="21"/>
                 <w:szCs w:val="21"/>
               </w:rPr>
-              <w:t>CV</w:t>
+              <w:t>Özü tərəfindən</w:t>
             </w:r>
           </w:p>
         </w:tc>
